--- a/cyber-sec/Tugas4-2388010004.docx
+++ b/cyber-sec/Tugas4-2388010004.docx
@@ -31,55 +31,7 @@
           <w:b/>
           <w:bCs/>
         </w:rPr>
-        <w:t xml:space="preserve">Program Studi </w:t>
-      </w:r>
-      <w:proofErr w:type="spellStart"/>
-      <w:r>
-        <w:rPr>
-          <w:b/>
-          <w:bCs/>
-        </w:rPr>
-        <w:t>Informatika</w:t>
-      </w:r>
-      <w:proofErr w:type="spellEnd"/>
-      <w:r>
-        <w:rPr>
-          <w:b/>
-          <w:bCs/>
-        </w:rPr>
-        <w:t xml:space="preserve"> - UIN Siber </w:t>
-      </w:r>
-      <w:proofErr w:type="spellStart"/>
-      <w:r>
-        <w:rPr>
-          <w:b/>
-          <w:bCs/>
-        </w:rPr>
-        <w:t>Syekh</w:t>
-      </w:r>
-      <w:proofErr w:type="spellEnd"/>
-      <w:r>
-        <w:rPr>
-          <w:b/>
-          <w:bCs/>
-        </w:rPr>
-        <w:t xml:space="preserve"> </w:t>
-      </w:r>
-      <w:proofErr w:type="spellStart"/>
-      <w:r>
-        <w:rPr>
-          <w:b/>
-          <w:bCs/>
-        </w:rPr>
-        <w:t>Nurjati</w:t>
-      </w:r>
-      <w:proofErr w:type="spellEnd"/>
-      <w:r>
-        <w:rPr>
-          <w:b/>
-          <w:bCs/>
-        </w:rPr>
-        <w:t xml:space="preserve"> Cirebon</w:t>
+        <w:t>Program Studi Informatika - UIN Siber Syekh Nurjati Cirebon</w:t>
       </w:r>
     </w:p>
     <w:p>
@@ -89,13 +41,8 @@
           <w:numId w:val="1"/>
         </w:numPr>
       </w:pPr>
-      <w:proofErr w:type="gramStart"/>
-      <w:r>
-        <w:t>Nama :</w:t>
-      </w:r>
-      <w:proofErr w:type="gramEnd"/>
-      <w:r>
-        <w:t xml:space="preserve"> Abdul Kharis</w:t>
+      <w:r>
+        <w:t>Nama : Abdul Kharis</w:t>
       </w:r>
     </w:p>
     <w:p>
@@ -105,13 +52,8 @@
           <w:numId w:val="1"/>
         </w:numPr>
       </w:pPr>
-      <w:proofErr w:type="gramStart"/>
-      <w:r>
-        <w:t>NIM :</w:t>
-      </w:r>
-      <w:proofErr w:type="gramEnd"/>
-      <w:r>
-        <w:t xml:space="preserve"> 2388010004</w:t>
+      <w:r>
+        <w:t>NIM : 2388010004</w:t>
       </w:r>
     </w:p>
     <w:p>
@@ -121,56 +63,9 @@
           <w:numId w:val="1"/>
         </w:numPr>
       </w:pPr>
-      <w:proofErr w:type="spellStart"/>
-      <w:proofErr w:type="gramStart"/>
-      <w:r>
-        <w:t>Kelas</w:t>
-      </w:r>
-      <w:proofErr w:type="spellEnd"/>
-      <w:r>
-        <w:t xml:space="preserve"> :</w:t>
-      </w:r>
-      <w:proofErr w:type="gramEnd"/>
-      <w:r>
-        <w:t xml:space="preserve"> </w:t>
-      </w:r>
-      <w:proofErr w:type="spellStart"/>
-      <w:r>
-        <w:t>Informatika</w:t>
-      </w:r>
-      <w:proofErr w:type="spellEnd"/>
-      <w:r>
-        <w:t xml:space="preserve"> 6A</w:t>
-      </w:r>
-    </w:p>
-    <w:p>
-      <w:pPr>
-        <w:numPr>
-          <w:ilvl w:val="0"/>
-          <w:numId w:val="1"/>
-        </w:numPr>
-      </w:pPr>
-      <w:proofErr w:type="gramStart"/>
-      <w:r>
-        <w:t>Dosen :</w:t>
-      </w:r>
-      <w:proofErr w:type="gramEnd"/>
-      <w:r>
-        <w:t xml:space="preserve"> </w:t>
-      </w:r>
-      <w:proofErr w:type="spellStart"/>
-      <w:r>
-        <w:t>Dewantara</w:t>
-      </w:r>
-      <w:proofErr w:type="spellEnd"/>
-      <w:r>
-        <w:t xml:space="preserve"> </w:t>
-      </w:r>
-      <w:proofErr w:type="spellStart"/>
-      <w:r>
-        <w:t>Rizki</w:t>
-      </w:r>
-      <w:proofErr w:type="spellEnd"/>
+      <w:r>
+        <w:t>Kelas : Informatika 6A</w:t>
+      </w:r>
     </w:p>
     <w:p>
       <w:r>
@@ -179,21 +74,8 @@
     </w:p>
     <w:p>
       <w:r>
-        <w:t xml:space="preserve">1. </w:t>
-      </w:r>
-      <w:proofErr w:type="spellStart"/>
-      <w:r>
-        <w:t>Tahapan</w:t>
-      </w:r>
-      <w:proofErr w:type="spellEnd"/>
-      <w:r>
-        <w:t xml:space="preserve"> Proses Hacking dan </w:t>
-      </w:r>
-      <w:proofErr w:type="spellStart"/>
-      <w:r>
-        <w:t>Implementasinya</w:t>
-      </w:r>
-      <w:proofErr w:type="spellEnd"/>
+        <w:t>1. Tahapan Proses Hacking dan Implementasinya</w:t>
+      </w:r>
     </w:p>
     <w:p>
       <w:r>
@@ -207,31 +89,7 @@
         <w:t>Cyber Security</w:t>
       </w:r>
       <w:r>
-        <w:t xml:space="preserve">, proses hacking yang </w:t>
-      </w:r>
-      <w:proofErr w:type="spellStart"/>
-      <w:r>
-        <w:t>sistematis</w:t>
-      </w:r>
-      <w:proofErr w:type="spellEnd"/>
-      <w:r>
-        <w:t xml:space="preserve"> </w:t>
-      </w:r>
-      <w:proofErr w:type="spellStart"/>
-      <w:r>
-        <w:t>mengikuti</w:t>
-      </w:r>
-      <w:proofErr w:type="spellEnd"/>
-      <w:r>
-        <w:t xml:space="preserve"> </w:t>
-      </w:r>
-      <w:proofErr w:type="spellStart"/>
-      <w:r>
-        <w:t>metodologi</w:t>
-      </w:r>
-      <w:proofErr w:type="spellEnd"/>
-      <w:r>
-        <w:t xml:space="preserve"> </w:t>
+        <w:t xml:space="preserve">, proses hacking yang sistematis mengikuti metodologi </w:t>
       </w:r>
       <w:r>
         <w:rPr>
@@ -241,55 +99,7 @@
         <w:t>Cyber Kill Chain</w:t>
       </w:r>
       <w:r>
-        <w:t xml:space="preserve">. </w:t>
-      </w:r>
-      <w:proofErr w:type="spellStart"/>
-      <w:r>
-        <w:t>Berikut</w:t>
-      </w:r>
-      <w:proofErr w:type="spellEnd"/>
-      <w:r>
-        <w:t xml:space="preserve"> </w:t>
-      </w:r>
-      <w:proofErr w:type="spellStart"/>
-      <w:r>
-        <w:t>adalah</w:t>
-      </w:r>
-      <w:proofErr w:type="spellEnd"/>
-      <w:r>
-        <w:t xml:space="preserve"> </w:t>
-      </w:r>
-      <w:proofErr w:type="spellStart"/>
-      <w:r>
-        <w:t>tahapan</w:t>
-      </w:r>
-      <w:proofErr w:type="spellEnd"/>
-      <w:r>
-        <w:t xml:space="preserve"> </w:t>
-      </w:r>
-      <w:proofErr w:type="spellStart"/>
-      <w:r>
-        <w:t>beserta</w:t>
-      </w:r>
-      <w:proofErr w:type="spellEnd"/>
-      <w:r>
-        <w:t xml:space="preserve"> </w:t>
-      </w:r>
-      <w:proofErr w:type="spellStart"/>
-      <w:r>
-        <w:t>contoh</w:t>
-      </w:r>
-      <w:proofErr w:type="spellEnd"/>
-      <w:r>
-        <w:t xml:space="preserve"> </w:t>
-      </w:r>
-      <w:proofErr w:type="spellStart"/>
-      <w:r>
-        <w:t>riilnya</w:t>
-      </w:r>
-      <w:proofErr w:type="spellEnd"/>
-      <w:r>
-        <w:t>:</w:t>
+        <w:t>. Berikut adalah tahapan beserta contoh riilnya:</w:t>
       </w:r>
     </w:p>
     <w:tbl>
@@ -313,11 +123,9 @@
             <w:pPr>
               <w:spacing w:after="160" w:line="278" w:lineRule="auto"/>
             </w:pPr>
-            <w:proofErr w:type="spellStart"/>
             <w:r>
               <w:t>Tahapan</w:t>
             </w:r>
-            <w:proofErr w:type="spellEnd"/>
           </w:p>
         </w:tc>
         <w:tc>
@@ -329,11 +137,9 @@
             <w:pPr>
               <w:spacing w:after="160" w:line="278" w:lineRule="auto"/>
             </w:pPr>
-            <w:proofErr w:type="spellStart"/>
             <w:r>
               <w:t>Deskripsi</w:t>
             </w:r>
-            <w:proofErr w:type="spellEnd"/>
           </w:p>
         </w:tc>
         <w:tc>
@@ -345,19 +151,9 @@
             <w:pPr>
               <w:spacing w:after="160" w:line="278" w:lineRule="auto"/>
             </w:pPr>
-            <w:proofErr w:type="spellStart"/>
             <w:r>
-              <w:t>Contoh</w:t>
+              <w:t>Contoh Implementasi</w:t>
             </w:r>
-            <w:proofErr w:type="spellEnd"/>
-            <w:r>
-              <w:t xml:space="preserve"> </w:t>
-            </w:r>
-            <w:proofErr w:type="spellStart"/>
-            <w:r>
-              <w:t>Implementasi</w:t>
-            </w:r>
-            <w:proofErr w:type="spellEnd"/>
           </w:p>
         </w:tc>
       </w:tr>
@@ -385,45 +181,8 @@
             <w:pPr>
               <w:spacing w:after="160" w:line="278" w:lineRule="auto"/>
             </w:pPr>
-            <w:proofErr w:type="spellStart"/>
             <w:r>
-              <w:t>Pengumpulan</w:t>
-            </w:r>
-            <w:proofErr w:type="spellEnd"/>
-            <w:r>
-              <w:t xml:space="preserve"> </w:t>
-            </w:r>
-            <w:proofErr w:type="spellStart"/>
-            <w:r>
-              <w:t>informasi</w:t>
-            </w:r>
-            <w:proofErr w:type="spellEnd"/>
-            <w:r>
-              <w:t xml:space="preserve"> target </w:t>
-            </w:r>
-            <w:proofErr w:type="spellStart"/>
-            <w:r>
-              <w:t>secara</w:t>
-            </w:r>
-            <w:proofErr w:type="spellEnd"/>
-            <w:r>
-              <w:t xml:space="preserve"> </w:t>
-            </w:r>
-            <w:proofErr w:type="spellStart"/>
-            <w:r>
-              <w:t>pasif</w:t>
-            </w:r>
-            <w:proofErr w:type="spellEnd"/>
-            <w:r>
-              <w:t>/</w:t>
-            </w:r>
-            <w:proofErr w:type="spellStart"/>
-            <w:r>
-              <w:t>aktif</w:t>
-            </w:r>
-            <w:proofErr w:type="spellEnd"/>
-            <w:r>
-              <w:t>.</w:t>
+              <w:t>Pengumpulan informasi target secara pasif/aktif.</w:t>
             </w:r>
           </w:p>
         </w:tc>
@@ -436,53 +195,8 @@
             <w:pPr>
               <w:spacing w:after="160" w:line="278" w:lineRule="auto"/>
             </w:pPr>
-            <w:proofErr w:type="spellStart"/>
             <w:r>
-              <w:t>Menggunakan</w:t>
-            </w:r>
-            <w:proofErr w:type="spellEnd"/>
-            <w:r>
-              <w:t xml:space="preserve"> </w:t>
-            </w:r>
-            <w:proofErr w:type="spellStart"/>
-            <w:r>
-              <w:t>ekstensi</w:t>
-            </w:r>
-            <w:proofErr w:type="spellEnd"/>
-            <w:r>
-              <w:t xml:space="preserve"> </w:t>
-            </w:r>
-            <w:proofErr w:type="spellStart"/>
-            <w:r>
-              <w:t>Wappalyzer</w:t>
-            </w:r>
-            <w:proofErr w:type="spellEnd"/>
-            <w:r>
-              <w:t xml:space="preserve"> </w:t>
-            </w:r>
-            <w:proofErr w:type="spellStart"/>
-            <w:r>
-              <w:t>untuk</w:t>
-            </w:r>
-            <w:proofErr w:type="spellEnd"/>
-            <w:r>
-              <w:t xml:space="preserve"> </w:t>
-            </w:r>
-            <w:proofErr w:type="spellStart"/>
-            <w:r>
-              <w:t>mengetahui</w:t>
-            </w:r>
-            <w:proofErr w:type="spellEnd"/>
-            <w:r>
-              <w:t xml:space="preserve"> </w:t>
-            </w:r>
-            <w:proofErr w:type="spellStart"/>
-            <w:r>
-              <w:t>versi</w:t>
-            </w:r>
-            <w:proofErr w:type="spellEnd"/>
-            <w:r>
-              <w:t xml:space="preserve"> PHP, CMS, dan Web Server target.</w:t>
+              <w:t>Menggunakan ekstensi Wappalyzer untuk mengetahui versi PHP, CMS, dan Web Server target.</w:t>
             </w:r>
           </w:p>
         </w:tc>
@@ -511,37 +225,8 @@
             <w:pPr>
               <w:spacing w:after="160" w:line="278" w:lineRule="auto"/>
             </w:pPr>
-            <w:proofErr w:type="spellStart"/>
             <w:r>
-              <w:t>Pencarian</w:t>
-            </w:r>
-            <w:proofErr w:type="spellEnd"/>
-            <w:r>
-              <w:t xml:space="preserve"> </w:t>
-            </w:r>
-            <w:proofErr w:type="spellStart"/>
-            <w:r>
-              <w:t>celah</w:t>
-            </w:r>
-            <w:proofErr w:type="spellEnd"/>
-            <w:r>
-              <w:t xml:space="preserve"> </w:t>
-            </w:r>
-            <w:proofErr w:type="spellStart"/>
-            <w:r>
-              <w:t>keamanan</w:t>
-            </w:r>
-            <w:proofErr w:type="spellEnd"/>
-            <w:r>
-              <w:t xml:space="preserve"> (vulnerability) pada </w:t>
-            </w:r>
-            <w:proofErr w:type="spellStart"/>
-            <w:r>
-              <w:t>sistem</w:t>
-            </w:r>
-            <w:proofErr w:type="spellEnd"/>
-            <w:r>
-              <w:t>.</w:t>
+              <w:t>Pencarian celah keamanan (vulnerability) pada sistem.</w:t>
             </w:r>
           </w:p>
         </w:tc>
@@ -554,85 +239,8 @@
             <w:pPr>
               <w:spacing w:after="160" w:line="278" w:lineRule="auto"/>
             </w:pPr>
-            <w:proofErr w:type="spellStart"/>
             <w:r>
-              <w:t>Menjalankan</w:t>
-            </w:r>
-            <w:proofErr w:type="spellEnd"/>
-            <w:r>
-              <w:t xml:space="preserve"> Nmap </w:t>
-            </w:r>
-            <w:proofErr w:type="spellStart"/>
-            <w:r>
-              <w:t>untuk</w:t>
-            </w:r>
-            <w:proofErr w:type="spellEnd"/>
-            <w:r>
-              <w:t xml:space="preserve"> </w:t>
-            </w:r>
-            <w:proofErr w:type="spellStart"/>
-            <w:r>
-              <w:t>mencari</w:t>
-            </w:r>
-            <w:proofErr w:type="spellEnd"/>
-            <w:r>
-              <w:t xml:space="preserve"> port </w:t>
-            </w:r>
-            <w:proofErr w:type="spellStart"/>
-            <w:r>
-              <w:t>terbuka</w:t>
-            </w:r>
-            <w:proofErr w:type="spellEnd"/>
-            <w:r>
-              <w:t xml:space="preserve"> </w:t>
-            </w:r>
-            <w:proofErr w:type="spellStart"/>
-            <w:r>
-              <w:t>atau</w:t>
-            </w:r>
-            <w:proofErr w:type="spellEnd"/>
-            <w:r>
-              <w:t xml:space="preserve"> </w:t>
-            </w:r>
-            <w:proofErr w:type="spellStart"/>
-            <w:r>
-              <w:t>Dirsearch</w:t>
-            </w:r>
-            <w:proofErr w:type="spellEnd"/>
-            <w:r>
-              <w:t xml:space="preserve"> </w:t>
-            </w:r>
-            <w:proofErr w:type="spellStart"/>
-            <w:r>
-              <w:t>untuk</w:t>
-            </w:r>
-            <w:proofErr w:type="spellEnd"/>
-            <w:r>
-              <w:t xml:space="preserve"> </w:t>
-            </w:r>
-            <w:proofErr w:type="spellStart"/>
-            <w:r>
-              <w:t>mencari</w:t>
-            </w:r>
-            <w:proofErr w:type="spellEnd"/>
-            <w:r>
-              <w:t xml:space="preserve"> </w:t>
-            </w:r>
-            <w:proofErr w:type="spellStart"/>
-            <w:r>
-              <w:t>direktori</w:t>
-            </w:r>
-            <w:proofErr w:type="spellEnd"/>
-            <w:r>
-              <w:t xml:space="preserve"> </w:t>
-            </w:r>
-            <w:proofErr w:type="spellStart"/>
-            <w:r>
-              <w:t>sensitif</w:t>
-            </w:r>
-            <w:proofErr w:type="spellEnd"/>
-            <w:r>
-              <w:t>.</w:t>
+              <w:t>Menjalankan Nmap untuk mencari port terbuka atau Dirsearch untuk mencari direktori sensitif.</w:t>
             </w:r>
           </w:p>
         </w:tc>
@@ -661,61 +269,8 @@
             <w:pPr>
               <w:spacing w:after="160" w:line="278" w:lineRule="auto"/>
             </w:pPr>
-            <w:proofErr w:type="spellStart"/>
             <w:r>
-              <w:t>Tahap</w:t>
-            </w:r>
-            <w:proofErr w:type="spellEnd"/>
-            <w:r>
-              <w:t xml:space="preserve"> </w:t>
-            </w:r>
-            <w:proofErr w:type="spellStart"/>
-            <w:r>
-              <w:t>eksploitasi</w:t>
-            </w:r>
-            <w:proofErr w:type="spellEnd"/>
-            <w:r>
-              <w:t xml:space="preserve"> </w:t>
-            </w:r>
-            <w:proofErr w:type="spellStart"/>
-            <w:r>
-              <w:t>untuk</w:t>
-            </w:r>
-            <w:proofErr w:type="spellEnd"/>
-            <w:r>
-              <w:t xml:space="preserve"> </w:t>
-            </w:r>
-            <w:proofErr w:type="spellStart"/>
-            <w:r>
-              <w:t>masuk</w:t>
-            </w:r>
-            <w:proofErr w:type="spellEnd"/>
-            <w:r>
-              <w:t xml:space="preserve"> </w:t>
-            </w:r>
-            <w:proofErr w:type="spellStart"/>
-            <w:r>
-              <w:t>ke</w:t>
-            </w:r>
-            <w:proofErr w:type="spellEnd"/>
-            <w:r>
-              <w:t xml:space="preserve"> </w:t>
-            </w:r>
-            <w:proofErr w:type="spellStart"/>
-            <w:r>
-              <w:t>dalam</w:t>
-            </w:r>
-            <w:proofErr w:type="spellEnd"/>
-            <w:r>
-              <w:t xml:space="preserve"> </w:t>
-            </w:r>
-            <w:proofErr w:type="spellStart"/>
-            <w:r>
-              <w:t>sistem</w:t>
-            </w:r>
-            <w:proofErr w:type="spellEnd"/>
-            <w:r>
-              <w:t>.</w:t>
+              <w:t>Tahap eksploitasi untuk masuk ke dalam sistem.</w:t>
             </w:r>
           </w:p>
         </w:tc>
@@ -728,29 +283,8 @@
             <w:pPr>
               <w:spacing w:after="160" w:line="278" w:lineRule="auto"/>
             </w:pPr>
-            <w:proofErr w:type="spellStart"/>
             <w:r>
-              <w:t>Melakukan</w:t>
-            </w:r>
-            <w:proofErr w:type="spellEnd"/>
-            <w:r>
-              <w:t xml:space="preserve"> SQL Injection pada form login </w:t>
-            </w:r>
-            <w:proofErr w:type="spellStart"/>
-            <w:r>
-              <w:t>atau</w:t>
-            </w:r>
-            <w:proofErr w:type="spellEnd"/>
-            <w:r>
-              <w:t xml:space="preserve"> </w:t>
-            </w:r>
-            <w:proofErr w:type="spellStart"/>
-            <w:r>
-              <w:t>manipulasi</w:t>
-            </w:r>
-            <w:proofErr w:type="spellEnd"/>
-            <w:r>
-              <w:t xml:space="preserve"> Session Cookie (Broken Access Control).</w:t>
+              <w:t>Melakukan SQL Injection pada form login atau manipulasi Session Cookie (Broken Access Control).</w:t>
             </w:r>
           </w:p>
         </w:tc>
@@ -779,45 +313,8 @@
             <w:pPr>
               <w:spacing w:after="160" w:line="278" w:lineRule="auto"/>
             </w:pPr>
-            <w:proofErr w:type="spellStart"/>
             <w:r>
-              <w:t>Menanamkan</w:t>
-            </w:r>
-            <w:proofErr w:type="spellEnd"/>
-            <w:r>
-              <w:t xml:space="preserve"> </w:t>
-            </w:r>
-            <w:proofErr w:type="spellStart"/>
-            <w:r>
-              <w:t>akses</w:t>
-            </w:r>
-            <w:proofErr w:type="spellEnd"/>
-            <w:r>
-              <w:t xml:space="preserve"> </w:t>
-            </w:r>
-            <w:proofErr w:type="spellStart"/>
-            <w:r>
-              <w:t>permanen</w:t>
-            </w:r>
-            <w:proofErr w:type="spellEnd"/>
-            <w:r>
-              <w:t xml:space="preserve"> di </w:t>
-            </w:r>
-            <w:proofErr w:type="spellStart"/>
-            <w:r>
-              <w:t>dalam</w:t>
-            </w:r>
-            <w:proofErr w:type="spellEnd"/>
-            <w:r>
-              <w:t xml:space="preserve"> </w:t>
-            </w:r>
-            <w:proofErr w:type="spellStart"/>
-            <w:r>
-              <w:t>sistem</w:t>
-            </w:r>
-            <w:proofErr w:type="spellEnd"/>
-            <w:r>
-              <w:t>.</w:t>
+              <w:t>Menanamkan akses permanen di dalam sistem.</w:t>
             </w:r>
           </w:p>
         </w:tc>
@@ -830,69 +327,8 @@
             <w:pPr>
               <w:spacing w:after="160" w:line="278" w:lineRule="auto"/>
             </w:pPr>
-            <w:proofErr w:type="spellStart"/>
             <w:r>
-              <w:t>Mengunggah</w:t>
-            </w:r>
-            <w:proofErr w:type="spellEnd"/>
-            <w:r>
-              <w:t xml:space="preserve"> Web Shell (file .</w:t>
-            </w:r>
-            <w:proofErr w:type="spellStart"/>
-            <w:r>
-              <w:t>php</w:t>
-            </w:r>
-            <w:proofErr w:type="spellEnd"/>
-            <w:r>
-              <w:t xml:space="preserve">) </w:t>
-            </w:r>
-            <w:proofErr w:type="spellStart"/>
-            <w:r>
-              <w:t>ke</w:t>
-            </w:r>
-            <w:proofErr w:type="spellEnd"/>
-            <w:r>
-              <w:t xml:space="preserve"> folder /uploads/ agar </w:t>
-            </w:r>
-            <w:proofErr w:type="spellStart"/>
-            <w:r>
-              <w:t>bisa</w:t>
-            </w:r>
-            <w:proofErr w:type="spellEnd"/>
-            <w:r>
-              <w:t xml:space="preserve"> </w:t>
-            </w:r>
-            <w:proofErr w:type="spellStart"/>
-            <w:r>
-              <w:t>masuk</w:t>
-            </w:r>
-            <w:proofErr w:type="spellEnd"/>
-            <w:r>
-              <w:t xml:space="preserve"> </w:t>
-            </w:r>
-            <w:proofErr w:type="spellStart"/>
-            <w:r>
-              <w:t>kembali</w:t>
-            </w:r>
-            <w:proofErr w:type="spellEnd"/>
-            <w:r>
-              <w:t xml:space="preserve"> </w:t>
-            </w:r>
-            <w:proofErr w:type="spellStart"/>
-            <w:r>
-              <w:t>kapan</w:t>
-            </w:r>
-            <w:proofErr w:type="spellEnd"/>
-            <w:r>
-              <w:t xml:space="preserve"> </w:t>
-            </w:r>
-            <w:proofErr w:type="spellStart"/>
-            <w:r>
-              <w:t>saja</w:t>
-            </w:r>
-            <w:proofErr w:type="spellEnd"/>
-            <w:r>
-              <w:t>.</w:t>
+              <w:t>Mengunggah Web Shell (file .php) ke folder /uploads/ agar bisa masuk kembali kapan saja.</w:t>
             </w:r>
           </w:p>
         </w:tc>
@@ -921,45 +357,8 @@
             <w:pPr>
               <w:spacing w:after="160" w:line="278" w:lineRule="auto"/>
             </w:pPr>
-            <w:proofErr w:type="spellStart"/>
             <w:r>
-              <w:t>Menghapus</w:t>
-            </w:r>
-            <w:proofErr w:type="spellEnd"/>
-            <w:r>
-              <w:t xml:space="preserve"> log </w:t>
-            </w:r>
-            <w:proofErr w:type="spellStart"/>
-            <w:r>
-              <w:t>aktivitas</w:t>
-            </w:r>
-            <w:proofErr w:type="spellEnd"/>
-            <w:r>
-              <w:t xml:space="preserve"> </w:t>
-            </w:r>
-            <w:proofErr w:type="spellStart"/>
-            <w:r>
-              <w:t>untuk</w:t>
-            </w:r>
-            <w:proofErr w:type="spellEnd"/>
-            <w:r>
-              <w:t xml:space="preserve"> </w:t>
-            </w:r>
-            <w:proofErr w:type="spellStart"/>
-            <w:r>
-              <w:t>menghindari</w:t>
-            </w:r>
-            <w:proofErr w:type="spellEnd"/>
-            <w:r>
-              <w:t xml:space="preserve"> </w:t>
-            </w:r>
-            <w:proofErr w:type="spellStart"/>
-            <w:r>
-              <w:t>deteksi</w:t>
-            </w:r>
-            <w:proofErr w:type="spellEnd"/>
-            <w:r>
-              <w:t>.</w:t>
+              <w:t>Menghapus log aktivitas untuk menghindari deteksi.</w:t>
             </w:r>
           </w:p>
         </w:tc>
@@ -972,29 +371,8 @@
             <w:pPr>
               <w:spacing w:after="160" w:line="278" w:lineRule="auto"/>
             </w:pPr>
-            <w:proofErr w:type="spellStart"/>
             <w:r>
-              <w:t>Menghapus</w:t>
-            </w:r>
-            <w:proofErr w:type="spellEnd"/>
-            <w:r>
-              <w:t xml:space="preserve"> baris </w:t>
-            </w:r>
-            <w:proofErr w:type="spellStart"/>
-            <w:r>
-              <w:t>aktivitas</w:t>
-            </w:r>
-            <w:proofErr w:type="spellEnd"/>
-            <w:r>
-              <w:t xml:space="preserve"> IP </w:t>
-            </w:r>
-            <w:proofErr w:type="spellStart"/>
-            <w:r>
-              <w:t>penyerang</w:t>
-            </w:r>
-            <w:proofErr w:type="spellEnd"/>
-            <w:r>
-              <w:t xml:space="preserve"> pada file access.log di server.</w:t>
+              <w:t>Menghapus baris aktivitas IP penyerang pada file access.log di server.</w:t>
             </w:r>
           </w:p>
         </w:tc>
@@ -1007,77 +385,13 @@
     <w:p/>
     <w:p>
       <w:r>
+        <w:t>2. Analisis Insiden Defacement "Slot Gacor" pada informatika.uinssc.ac.id</w:t>
+      </w:r>
+    </w:p>
+    <w:p>
+      <w:r>
         <w:lastRenderedPageBreak/>
-        <w:t>2. A</w:t>
-      </w:r>
-      <w:proofErr w:type="spellStart"/>
-      <w:r>
-        <w:t>nalisis</w:t>
-      </w:r>
-      <w:proofErr w:type="spellEnd"/>
-      <w:r>
-        <w:t xml:space="preserve"> Insiden Defacement "Slot </w:t>
-      </w:r>
-      <w:proofErr w:type="spellStart"/>
-      <w:r>
-        <w:t>Gacor</w:t>
-      </w:r>
-      <w:proofErr w:type="spellEnd"/>
-      <w:r>
-        <w:t>" pada informatika.uinssc.ac.id</w:t>
-      </w:r>
-    </w:p>
-    <w:p>
-      <w:r>
-        <w:t xml:space="preserve">A. </w:t>
-      </w:r>
-      <w:proofErr w:type="spellStart"/>
-      <w:r>
-        <w:t>Metodologi</w:t>
-      </w:r>
-      <w:proofErr w:type="spellEnd"/>
-      <w:r>
-        <w:t xml:space="preserve"> </w:t>
-      </w:r>
-      <w:proofErr w:type="spellStart"/>
-      <w:r>
-        <w:t>Analisis</w:t>
-      </w:r>
-      <w:proofErr w:type="spellEnd"/>
-      <w:r>
-        <w:t xml:space="preserve"> (Reconnaissance) </w:t>
-      </w:r>
-      <w:proofErr w:type="spellStart"/>
-      <w:r>
-        <w:t>Berdasarkan</w:t>
-      </w:r>
-      <w:proofErr w:type="spellEnd"/>
-      <w:r>
-        <w:t xml:space="preserve"> </w:t>
-      </w:r>
-      <w:proofErr w:type="spellStart"/>
-      <w:r>
-        <w:t>hasil</w:t>
-      </w:r>
-      <w:proofErr w:type="spellEnd"/>
-      <w:r>
-        <w:t xml:space="preserve"> </w:t>
-      </w:r>
-      <w:proofErr w:type="spellStart"/>
-      <w:r>
-        <w:t>pemindaian</w:t>
-      </w:r>
-      <w:proofErr w:type="spellEnd"/>
-      <w:r>
-        <w:t xml:space="preserve"> </w:t>
-      </w:r>
-      <w:proofErr w:type="spellStart"/>
-      <w:r>
-        <w:t>menggunakan</w:t>
-      </w:r>
-      <w:proofErr w:type="spellEnd"/>
-      <w:r>
-        <w:t xml:space="preserve"> </w:t>
+        <w:t xml:space="preserve">A. Metodologi Analisis (Reconnaissance) Berdasarkan hasil pemindaian menggunakan </w:t>
       </w:r>
       <w:r>
         <w:rPr>
@@ -1087,63 +401,7 @@
         <w:t>tools</w:t>
       </w:r>
       <w:r>
-        <w:t xml:space="preserve"> </w:t>
-      </w:r>
-      <w:proofErr w:type="spellStart"/>
-      <w:r>
-        <w:t>Wappalyzer</w:t>
-      </w:r>
-      <w:proofErr w:type="spellEnd"/>
-      <w:r>
-        <w:t xml:space="preserve">, situs </w:t>
-      </w:r>
-      <w:proofErr w:type="spellStart"/>
-      <w:r>
-        <w:t>tersebut</w:t>
-      </w:r>
-      <w:proofErr w:type="spellEnd"/>
-      <w:r>
-        <w:t xml:space="preserve"> </w:t>
-      </w:r>
-      <w:proofErr w:type="spellStart"/>
-      <w:r>
-        <w:t>memiliki</w:t>
-      </w:r>
-      <w:proofErr w:type="spellEnd"/>
-      <w:r>
-        <w:t xml:space="preserve"> </w:t>
-      </w:r>
-      <w:proofErr w:type="spellStart"/>
-      <w:r>
-        <w:t>profil</w:t>
-      </w:r>
-      <w:proofErr w:type="spellEnd"/>
-      <w:r>
-        <w:t xml:space="preserve"> </w:t>
-      </w:r>
-      <w:proofErr w:type="spellStart"/>
-      <w:r>
-        <w:t>teknologi</w:t>
-      </w:r>
-      <w:proofErr w:type="spellEnd"/>
-      <w:r>
-        <w:t xml:space="preserve"> </w:t>
-      </w:r>
-      <w:proofErr w:type="spellStart"/>
-      <w:r>
-        <w:t>sebagai</w:t>
-      </w:r>
-      <w:proofErr w:type="spellEnd"/>
-      <w:r>
-        <w:t xml:space="preserve"> </w:t>
-      </w:r>
-      <w:proofErr w:type="spellStart"/>
-      <w:r>
-        <w:t>berikut</w:t>
-      </w:r>
-      <w:proofErr w:type="spellEnd"/>
-      <w:r>
-        <w:t>:</w:t>
+        <w:t xml:space="preserve"> Wappalyzer, situs tersebut memiliki profil teknologi sebagai berikut:</w:t>
       </w:r>
     </w:p>
     <w:p>
@@ -1165,31 +423,7 @@
         </w:numPr>
       </w:pPr>
       <w:r>
-        <w:t>Theme: Astra (</w:t>
-      </w:r>
-      <w:proofErr w:type="spellStart"/>
-      <w:r>
-        <w:t>Versi</w:t>
-      </w:r>
-      <w:proofErr w:type="spellEnd"/>
-      <w:r>
-        <w:t xml:space="preserve"> </w:t>
-      </w:r>
-      <w:proofErr w:type="spellStart"/>
-      <w:r>
-        <w:t>kemungkinan</w:t>
-      </w:r>
-      <w:proofErr w:type="spellEnd"/>
-      <w:r>
-        <w:t xml:space="preserve"> </w:t>
-      </w:r>
-      <w:proofErr w:type="spellStart"/>
-      <w:r>
-        <w:t>tidak</w:t>
-      </w:r>
-      <w:proofErr w:type="spellEnd"/>
-      <w:r>
-        <w:t xml:space="preserve"> ter-update)</w:t>
+        <w:t>Theme: Astra (Versi kemungkinan tidak ter-update)</w:t>
       </w:r>
     </w:p>
     <w:p>
@@ -1200,13 +434,8 @@
         </w:numPr>
       </w:pPr>
       <w:r>
-        <w:t xml:space="preserve">Page Builder: </w:t>
-      </w:r>
-      <w:proofErr w:type="spellStart"/>
-      <w:r>
-        <w:t>Elementor</w:t>
-      </w:r>
-      <w:proofErr w:type="spellEnd"/>
+        <w:t>Page Builder: Elementor</w:t>
+      </w:r>
     </w:p>
     <w:p>
       <w:pPr>
@@ -1227,156 +456,12 @@
         </w:numPr>
       </w:pPr>
       <w:r>
-        <w:t>Security: Cloudflare (</w:t>
-      </w:r>
-      <w:proofErr w:type="spellStart"/>
-      <w:r>
-        <w:t>namun</w:t>
-      </w:r>
-      <w:proofErr w:type="spellEnd"/>
-      <w:r>
-        <w:t xml:space="preserve"> </w:t>
-      </w:r>
-      <w:proofErr w:type="spellStart"/>
-      <w:r>
-        <w:t>kemungkinan</w:t>
-      </w:r>
-      <w:proofErr w:type="spellEnd"/>
-      <w:r>
-        <w:t xml:space="preserve"> bypass pada origin server)</w:t>
-      </w:r>
-    </w:p>
-    <w:p>
-      <w:r>
-        <w:t xml:space="preserve">B. </w:t>
-      </w:r>
-      <w:proofErr w:type="spellStart"/>
-      <w:r>
-        <w:t>Analisis</w:t>
-      </w:r>
-      <w:proofErr w:type="spellEnd"/>
-      <w:r>
-        <w:t xml:space="preserve"> Akar Masalah (Root Cause Analysis) </w:t>
-      </w:r>
-      <w:proofErr w:type="spellStart"/>
-      <w:r>
-        <w:t>Munculnya</w:t>
-      </w:r>
-      <w:proofErr w:type="spellEnd"/>
-      <w:r>
-        <w:t xml:space="preserve"> </w:t>
-      </w:r>
-      <w:proofErr w:type="spellStart"/>
-      <w:r>
-        <w:t>konten</w:t>
-      </w:r>
-      <w:proofErr w:type="spellEnd"/>
-      <w:r>
-        <w:t xml:space="preserve"> </w:t>
-      </w:r>
-      <w:proofErr w:type="spellStart"/>
-      <w:r>
-        <w:t>judi</w:t>
-      </w:r>
-      <w:proofErr w:type="spellEnd"/>
-      <w:r>
-        <w:t xml:space="preserve"> online </w:t>
-      </w:r>
-      <w:proofErr w:type="spellStart"/>
-      <w:r>
-        <w:t>menunjukkan</w:t>
-      </w:r>
-      <w:proofErr w:type="spellEnd"/>
-      <w:r>
-        <w:t xml:space="preserve"> </w:t>
-      </w:r>
-      <w:proofErr w:type="spellStart"/>
-      <w:r>
-        <w:t>adanya</w:t>
-      </w:r>
-      <w:proofErr w:type="spellEnd"/>
-      <w:r>
-        <w:t xml:space="preserve"> </w:t>
-      </w:r>
-      <w:proofErr w:type="spellStart"/>
-      <w:r>
-        <w:t>serangan</w:t>
-      </w:r>
-      <w:proofErr w:type="spellEnd"/>
-      <w:r>
-        <w:t xml:space="preserve"> SEO Injection. </w:t>
-      </w:r>
-      <w:proofErr w:type="spellStart"/>
-      <w:r>
-        <w:t>Berdasarkan</w:t>
-      </w:r>
-      <w:proofErr w:type="spellEnd"/>
-      <w:r>
-        <w:t xml:space="preserve"> </w:t>
-      </w:r>
-      <w:proofErr w:type="spellStart"/>
-      <w:r>
-        <w:t>profil</w:t>
-      </w:r>
-      <w:proofErr w:type="spellEnd"/>
-      <w:r>
-        <w:t xml:space="preserve"> </w:t>
-      </w:r>
-      <w:proofErr w:type="spellStart"/>
-      <w:r>
-        <w:t>teknologi</w:t>
-      </w:r>
-      <w:proofErr w:type="spellEnd"/>
-      <w:r>
-        <w:t xml:space="preserve"> di </w:t>
-      </w:r>
-      <w:proofErr w:type="spellStart"/>
-      <w:r>
-        <w:t>atas</w:t>
-      </w:r>
-      <w:proofErr w:type="spellEnd"/>
-      <w:r>
-        <w:t xml:space="preserve">, </w:t>
-      </w:r>
-      <w:proofErr w:type="spellStart"/>
-      <w:r>
-        <w:t>kemungkinan</w:t>
-      </w:r>
-      <w:proofErr w:type="spellEnd"/>
-      <w:r>
-        <w:t xml:space="preserve"> </w:t>
-      </w:r>
-      <w:proofErr w:type="spellStart"/>
-      <w:r>
-        <w:t>besar</w:t>
-      </w:r>
-      <w:proofErr w:type="spellEnd"/>
-      <w:r>
-        <w:t xml:space="preserve"> </w:t>
-      </w:r>
-      <w:proofErr w:type="spellStart"/>
-      <w:r>
-        <w:t>celah</w:t>
-      </w:r>
-      <w:proofErr w:type="spellEnd"/>
-      <w:r>
-        <w:t xml:space="preserve"> </w:t>
-      </w:r>
-      <w:proofErr w:type="spellStart"/>
-      <w:r>
-        <w:t>masuknya</w:t>
-      </w:r>
-      <w:proofErr w:type="spellEnd"/>
-      <w:r>
-        <w:t xml:space="preserve"> </w:t>
-      </w:r>
-      <w:proofErr w:type="spellStart"/>
-      <w:r>
-        <w:t>adalah</w:t>
-      </w:r>
-      <w:proofErr w:type="spellEnd"/>
-      <w:r>
-        <w:t>:</w:t>
+        <w:t>Security: Cloudflare (namun kemungkinan bypass pada origin server)</w:t>
+      </w:r>
+    </w:p>
+    <w:p>
+      <w:r>
+        <w:t>B. Analisis Akar Masalah (Root Cause Analysis) Munculnya konten judi online menunjukkan adanya serangan SEO Injection. Berdasarkan profil teknologi di atas, kemungkinan besar celah masuknya adalah:</w:t>
       </w:r>
     </w:p>
     <w:p>
@@ -1387,17 +472,8 @@
         </w:numPr>
       </w:pPr>
       <w:r>
-        <w:t xml:space="preserve">Vulnerable Plugin: </w:t>
-      </w:r>
-      <w:proofErr w:type="spellStart"/>
-      <w:r>
-        <w:t>Eksploitasi</w:t>
-      </w:r>
-      <w:proofErr w:type="spellEnd"/>
-      <w:r>
-        <w:t xml:space="preserve"> pada plugin </w:t>
-      </w:r>
-      <w:proofErr w:type="spellStart"/>
+        <w:t xml:space="preserve">Vulnerable Plugin: Eksploitasi pada plugin </w:t>
+      </w:r>
       <w:r>
         <w:rPr>
           <w:i/>
@@ -1405,17 +481,8 @@
         </w:rPr>
         <w:t>Elementor</w:t>
       </w:r>
-      <w:proofErr w:type="spellEnd"/>
-      <w:r>
-        <w:t xml:space="preserve"> </w:t>
-      </w:r>
-      <w:proofErr w:type="spellStart"/>
-      <w:r>
-        <w:t>atau</w:t>
-      </w:r>
-      <w:proofErr w:type="spellEnd"/>
-      <w:r>
-        <w:t xml:space="preserve"> </w:t>
+      <w:r>
+        <w:t xml:space="preserve"> atau </w:t>
       </w:r>
       <w:r>
         <w:rPr>
@@ -1425,39 +492,7 @@
         <w:t>Smart Slider 3</w:t>
       </w:r>
       <w:r>
-        <w:t xml:space="preserve"> yang </w:t>
-      </w:r>
-      <w:proofErr w:type="spellStart"/>
-      <w:r>
-        <w:t>belum</w:t>
-      </w:r>
-      <w:proofErr w:type="spellEnd"/>
-      <w:r>
-        <w:t xml:space="preserve"> di-patch, </w:t>
-      </w:r>
-      <w:proofErr w:type="spellStart"/>
-      <w:r>
-        <w:t>memungkinkan</w:t>
-      </w:r>
-      <w:proofErr w:type="spellEnd"/>
-      <w:r>
-        <w:t xml:space="preserve"> </w:t>
-      </w:r>
-      <w:proofErr w:type="spellStart"/>
-      <w:r>
-        <w:t>penyerang</w:t>
-      </w:r>
-      <w:proofErr w:type="spellEnd"/>
-      <w:r>
-        <w:t xml:space="preserve"> </w:t>
-      </w:r>
-      <w:proofErr w:type="spellStart"/>
-      <w:r>
-        <w:t>melakukan</w:t>
-      </w:r>
-      <w:proofErr w:type="spellEnd"/>
-      <w:r>
-        <w:t xml:space="preserve"> </w:t>
+        <w:t xml:space="preserve"> yang belum di-patch, memungkinkan penyerang melakukan </w:t>
       </w:r>
       <w:r>
         <w:rPr>
@@ -1478,103 +513,7 @@
         </w:numPr>
       </w:pPr>
       <w:r>
-        <w:t xml:space="preserve">Insecure File Permission: </w:t>
-      </w:r>
-      <w:proofErr w:type="spellStart"/>
-      <w:r>
-        <w:t>Konfigurasi</w:t>
-      </w:r>
-      <w:proofErr w:type="spellEnd"/>
-      <w:r>
-        <w:t xml:space="preserve"> </w:t>
-      </w:r>
-      <w:proofErr w:type="spellStart"/>
-      <w:r>
-        <w:t>izin</w:t>
-      </w:r>
-      <w:proofErr w:type="spellEnd"/>
-      <w:r>
-        <w:t xml:space="preserve"> </w:t>
-      </w:r>
-      <w:proofErr w:type="spellStart"/>
-      <w:r>
-        <w:t>akses</w:t>
-      </w:r>
-      <w:proofErr w:type="spellEnd"/>
-      <w:r>
-        <w:t xml:space="preserve"> folder WordPress yang </w:t>
-      </w:r>
-      <w:proofErr w:type="spellStart"/>
-      <w:r>
-        <w:t>terlalu</w:t>
-      </w:r>
-      <w:proofErr w:type="spellEnd"/>
-      <w:r>
-        <w:t xml:space="preserve"> </w:t>
-      </w:r>
-      <w:proofErr w:type="spellStart"/>
-      <w:r>
-        <w:t>longgar</w:t>
-      </w:r>
-      <w:proofErr w:type="spellEnd"/>
-      <w:r>
-        <w:t xml:space="preserve"> (</w:t>
-      </w:r>
-      <w:proofErr w:type="spellStart"/>
-      <w:r>
-        <w:t>misal</w:t>
-      </w:r>
-      <w:proofErr w:type="spellEnd"/>
-      <w:r>
-        <w:t xml:space="preserve">: 777), </w:t>
-      </w:r>
-      <w:proofErr w:type="spellStart"/>
-      <w:r>
-        <w:t>memudahkan</w:t>
-      </w:r>
-      <w:proofErr w:type="spellEnd"/>
-      <w:r>
-        <w:t xml:space="preserve"> </w:t>
-      </w:r>
-      <w:proofErr w:type="spellStart"/>
-      <w:r>
-        <w:t>penyerang</w:t>
-      </w:r>
-      <w:proofErr w:type="spellEnd"/>
-      <w:r>
-        <w:t xml:space="preserve"> </w:t>
-      </w:r>
-      <w:proofErr w:type="spellStart"/>
-      <w:r>
-        <w:t>memodifikasi</w:t>
-      </w:r>
-      <w:proofErr w:type="spellEnd"/>
-      <w:r>
-        <w:t xml:space="preserve"> file .</w:t>
-      </w:r>
-      <w:proofErr w:type="spellStart"/>
-      <w:r>
-        <w:t>htaccess</w:t>
-      </w:r>
-      <w:proofErr w:type="spellEnd"/>
-      <w:r>
-        <w:t xml:space="preserve"> </w:t>
-      </w:r>
-      <w:proofErr w:type="spellStart"/>
-      <w:r>
-        <w:t>untuk</w:t>
-      </w:r>
-      <w:proofErr w:type="spellEnd"/>
-      <w:r>
-        <w:t xml:space="preserve"> </w:t>
-      </w:r>
-      <w:proofErr w:type="spellStart"/>
-      <w:r>
-        <w:t>melakukan</w:t>
-      </w:r>
-      <w:proofErr w:type="spellEnd"/>
-      <w:r>
-        <w:t xml:space="preserve"> </w:t>
+        <w:t xml:space="preserve">Insecure File Permission: Konfigurasi izin akses folder WordPress yang terlalu longgar (misal: 777), memudahkan penyerang memodifikasi file .htaccess untuk melakukan </w:t>
       </w:r>
       <w:r>
         <w:rPr>
@@ -1584,23 +523,7 @@
         <w:t>redirect</w:t>
       </w:r>
       <w:r>
-        <w:t xml:space="preserve"> </w:t>
-      </w:r>
-      <w:proofErr w:type="spellStart"/>
-      <w:r>
-        <w:t>ke</w:t>
-      </w:r>
-      <w:proofErr w:type="spellEnd"/>
-      <w:r>
-        <w:t xml:space="preserve"> situs </w:t>
-      </w:r>
-      <w:proofErr w:type="spellStart"/>
-      <w:r>
-        <w:t>judi</w:t>
-      </w:r>
-      <w:proofErr w:type="spellEnd"/>
-      <w:r>
-        <w:t>.</w:t>
+        <w:t xml:space="preserve"> ke situs judi.</w:t>
       </w:r>
     </w:p>
     <w:p>
@@ -1611,39 +534,7 @@
         </w:numPr>
       </w:pPr>
       <w:r>
-        <w:t xml:space="preserve">Credential Leak: </w:t>
-      </w:r>
-      <w:proofErr w:type="spellStart"/>
-      <w:r>
-        <w:t>Kebocoran</w:t>
-      </w:r>
-      <w:proofErr w:type="spellEnd"/>
-      <w:r>
-        <w:t xml:space="preserve"> </w:t>
-      </w:r>
-      <w:proofErr w:type="spellStart"/>
-      <w:r>
-        <w:t>akun</w:t>
-      </w:r>
-      <w:proofErr w:type="spellEnd"/>
-      <w:r>
-        <w:t xml:space="preserve"> admin </w:t>
-      </w:r>
-      <w:proofErr w:type="spellStart"/>
-      <w:r>
-        <w:t>melalui</w:t>
-      </w:r>
-      <w:proofErr w:type="spellEnd"/>
-      <w:r>
-        <w:t xml:space="preserve"> </w:t>
-      </w:r>
-      <w:proofErr w:type="spellStart"/>
-      <w:r>
-        <w:t>serangan</w:t>
-      </w:r>
-      <w:proofErr w:type="spellEnd"/>
-      <w:r>
-        <w:t xml:space="preserve"> </w:t>
+        <w:t xml:space="preserve">Credential Leak: Kebocoran akun admin melalui serangan </w:t>
       </w:r>
       <w:r>
         <w:rPr>
@@ -1653,31 +544,7 @@
         <w:t>Brute Force</w:t>
       </w:r>
       <w:r>
-        <w:t xml:space="preserve"> </w:t>
-      </w:r>
-      <w:proofErr w:type="spellStart"/>
-      <w:r>
-        <w:t>atau</w:t>
-      </w:r>
-      <w:proofErr w:type="spellEnd"/>
-      <w:r>
-        <w:t xml:space="preserve"> </w:t>
-      </w:r>
-      <w:proofErr w:type="spellStart"/>
-      <w:r>
-        <w:t>penggunaan</w:t>
-      </w:r>
-      <w:proofErr w:type="spellEnd"/>
-      <w:r>
-        <w:t xml:space="preserve"> password yang </w:t>
-      </w:r>
-      <w:proofErr w:type="spellStart"/>
-      <w:r>
-        <w:t>lemah</w:t>
-      </w:r>
-      <w:proofErr w:type="spellEnd"/>
-      <w:r>
-        <w:t xml:space="preserve"> (</w:t>
+        <w:t xml:space="preserve"> atau penggunaan password yang lemah (</w:t>
       </w:r>
       <w:r>
         <w:rPr>
@@ -1692,21 +559,8 @@
     </w:p>
     <w:p>
       <w:r>
-        <w:t xml:space="preserve">C. </w:t>
-      </w:r>
-      <w:proofErr w:type="spellStart"/>
-      <w:r>
-        <w:t>Rancangan</w:t>
-      </w:r>
-      <w:proofErr w:type="spellEnd"/>
-      <w:r>
-        <w:t xml:space="preserve"> Solusi dan </w:t>
-      </w:r>
-      <w:proofErr w:type="spellStart"/>
-      <w:r>
-        <w:t>Pengamanan</w:t>
-      </w:r>
-      <w:proofErr w:type="spellEnd"/>
+        <w:t>C. Rancangan Solusi dan Pengamanan</w:t>
+      </w:r>
     </w:p>
     <w:p>
       <w:pPr>
@@ -1716,15 +570,7 @@
         </w:numPr>
       </w:pPr>
       <w:r>
-        <w:t xml:space="preserve">Langkah </w:t>
-      </w:r>
-      <w:proofErr w:type="spellStart"/>
-      <w:r>
-        <w:t>Pencegahan</w:t>
-      </w:r>
-      <w:proofErr w:type="spellEnd"/>
-      <w:r>
-        <w:t xml:space="preserve"> (Preventive):</w:t>
+        <w:t>Langkah Pencegahan (Preventive):</w:t>
       </w:r>
     </w:p>
     <w:p>
@@ -1734,37 +580,8 @@
           <w:numId w:val="4"/>
         </w:numPr>
       </w:pPr>
-      <w:proofErr w:type="spellStart"/>
-      <w:r>
-        <w:t>Mengimplementasikan</w:t>
-      </w:r>
-      <w:proofErr w:type="spellEnd"/>
-      <w:r>
-        <w:t xml:space="preserve"> Security Hardening (</w:t>
-      </w:r>
-      <w:proofErr w:type="spellStart"/>
-      <w:r>
-        <w:t>mengubah</w:t>
-      </w:r>
-      <w:proofErr w:type="spellEnd"/>
-      <w:r>
-        <w:t xml:space="preserve"> URL /</w:t>
-      </w:r>
-      <w:proofErr w:type="spellStart"/>
-      <w:r>
-        <w:t>wp</w:t>
-      </w:r>
-      <w:proofErr w:type="spellEnd"/>
-      <w:r>
-        <w:t xml:space="preserve">-admin, </w:t>
-      </w:r>
-      <w:proofErr w:type="spellStart"/>
-      <w:r>
-        <w:t>menonaktifkan</w:t>
-      </w:r>
-      <w:proofErr w:type="spellEnd"/>
-      <w:r>
-        <w:t xml:space="preserve"> XML-RPC).</w:t>
+      <w:r>
+        <w:t>Mengimplementasikan Security Hardening (mengubah URL /wp-admin, menonaktifkan XML-RPC).</w:t>
       </w:r>
     </w:p>
     <w:p>
@@ -1774,69 +591,8 @@
           <w:numId w:val="4"/>
         </w:numPr>
       </w:pPr>
-      <w:proofErr w:type="spellStart"/>
-      <w:r>
-        <w:t>Memasang</w:t>
-      </w:r>
-      <w:proofErr w:type="spellEnd"/>
-      <w:r>
-        <w:t xml:space="preserve"> Web Application Firewall (WAF) </w:t>
-      </w:r>
-      <w:proofErr w:type="spellStart"/>
-      <w:r>
-        <w:t>seperti</w:t>
-      </w:r>
-      <w:proofErr w:type="spellEnd"/>
-      <w:r>
-        <w:t xml:space="preserve"> </w:t>
-      </w:r>
-      <w:proofErr w:type="spellStart"/>
-      <w:r>
-        <w:t>Wordfence</w:t>
-      </w:r>
-      <w:proofErr w:type="spellEnd"/>
-      <w:r>
-        <w:t xml:space="preserve"> </w:t>
-      </w:r>
-      <w:proofErr w:type="spellStart"/>
-      <w:r>
-        <w:t>atau</w:t>
-      </w:r>
-      <w:proofErr w:type="spellEnd"/>
-      <w:r>
-        <w:t xml:space="preserve"> Cloudflare </w:t>
-      </w:r>
-      <w:proofErr w:type="spellStart"/>
-      <w:r>
-        <w:t>dengan</w:t>
-      </w:r>
-      <w:proofErr w:type="spellEnd"/>
-      <w:r>
-        <w:t xml:space="preserve"> </w:t>
-      </w:r>
-      <w:proofErr w:type="spellStart"/>
-      <w:r>
-        <w:t>aturan</w:t>
-      </w:r>
-      <w:proofErr w:type="spellEnd"/>
-      <w:r>
-        <w:t xml:space="preserve"> </w:t>
-      </w:r>
-      <w:proofErr w:type="spellStart"/>
-      <w:r>
-        <w:t>filtrasi</w:t>
-      </w:r>
-      <w:proofErr w:type="spellEnd"/>
-      <w:r>
-        <w:t xml:space="preserve"> yang </w:t>
-      </w:r>
-      <w:proofErr w:type="spellStart"/>
-      <w:r>
-        <w:t>ketat</w:t>
-      </w:r>
-      <w:proofErr w:type="spellEnd"/>
-      <w:r>
-        <w:t>.</w:t>
+      <w:r>
+        <w:t>Memasang Web Application Firewall (WAF) seperti Wordfence atau Cloudflare dengan aturan filtrasi yang ketat.</w:t>
       </w:r>
     </w:p>
     <w:p>
@@ -1846,37 +602,8 @@
           <w:numId w:val="4"/>
         </w:numPr>
       </w:pPr>
-      <w:proofErr w:type="spellStart"/>
-      <w:r>
-        <w:t>Menerapkan</w:t>
-      </w:r>
-      <w:proofErr w:type="spellEnd"/>
-      <w:r>
-        <w:t xml:space="preserve"> </w:t>
-      </w:r>
-      <w:proofErr w:type="spellStart"/>
-      <w:r>
-        <w:t>kebijakan</w:t>
-      </w:r>
-      <w:proofErr w:type="spellEnd"/>
-      <w:r>
-        <w:t xml:space="preserve"> Update </w:t>
-      </w:r>
-      <w:proofErr w:type="spellStart"/>
-      <w:r>
-        <w:t>Berkala</w:t>
-      </w:r>
-      <w:proofErr w:type="spellEnd"/>
-      <w:r>
-        <w:t xml:space="preserve"> </w:t>
-      </w:r>
-      <w:proofErr w:type="spellStart"/>
-      <w:r>
-        <w:t>untuk</w:t>
-      </w:r>
-      <w:proofErr w:type="spellEnd"/>
-      <w:r>
-        <w:t xml:space="preserve"> Core CMS, Plugin, dan Tema.</w:t>
+      <w:r>
+        <w:t>Menerapkan kebijakan Update Berkala untuk Core CMS, Plugin, dan Tema.</w:t>
       </w:r>
     </w:p>
     <w:p>
@@ -1887,15 +614,7 @@
         </w:numPr>
       </w:pPr>
       <w:r>
-        <w:t xml:space="preserve">Langkah </w:t>
-      </w:r>
-      <w:proofErr w:type="spellStart"/>
-      <w:r>
-        <w:t>Penanganan</w:t>
-      </w:r>
-      <w:proofErr w:type="spellEnd"/>
-      <w:r>
-        <w:t xml:space="preserve"> (Remediation):</w:t>
+        <w:t>Langkah Penanganan (Remediation):</w:t>
       </w:r>
     </w:p>
     <w:p>
@@ -1905,53 +624,8 @@
           <w:numId w:val="4"/>
         </w:numPr>
       </w:pPr>
-      <w:proofErr w:type="spellStart"/>
-      <w:r>
-        <w:t>Melakukan</w:t>
-      </w:r>
-      <w:proofErr w:type="spellEnd"/>
-      <w:r>
-        <w:t xml:space="preserve"> Integrity Check </w:t>
-      </w:r>
-      <w:proofErr w:type="spellStart"/>
-      <w:r>
-        <w:t>terhadap</w:t>
-      </w:r>
-      <w:proofErr w:type="spellEnd"/>
-      <w:r>
-        <w:t xml:space="preserve"> file inti WordPress </w:t>
-      </w:r>
-      <w:proofErr w:type="spellStart"/>
-      <w:r>
-        <w:t>untuk</w:t>
-      </w:r>
-      <w:proofErr w:type="spellEnd"/>
-      <w:r>
-        <w:t xml:space="preserve"> </w:t>
-      </w:r>
-      <w:proofErr w:type="spellStart"/>
-      <w:r>
-        <w:t>menghapus</w:t>
-      </w:r>
-      <w:proofErr w:type="spellEnd"/>
-      <w:r>
-        <w:t xml:space="preserve"> </w:t>
-      </w:r>
-      <w:proofErr w:type="spellStart"/>
-      <w:r>
-        <w:t>skrip</w:t>
-      </w:r>
-      <w:proofErr w:type="spellEnd"/>
-      <w:r>
-        <w:t xml:space="preserve"> </w:t>
-      </w:r>
-      <w:proofErr w:type="spellStart"/>
-      <w:r>
-        <w:t>berbahaya</w:t>
-      </w:r>
-      <w:proofErr w:type="spellEnd"/>
-      <w:r>
-        <w:t>.</w:t>
+      <w:r>
+        <w:t>Melakukan Integrity Check terhadap file inti WordPress untuk menghapus skrip berbahaya.</w:t>
       </w:r>
     </w:p>
     <w:p>
@@ -1961,45 +635,8 @@
           <w:numId w:val="4"/>
         </w:numPr>
       </w:pPr>
-      <w:proofErr w:type="spellStart"/>
-      <w:r>
-        <w:t>Membersihkan</w:t>
-      </w:r>
-      <w:proofErr w:type="spellEnd"/>
-      <w:r>
-        <w:t xml:space="preserve"> </w:t>
-      </w:r>
-      <w:proofErr w:type="spellStart"/>
-      <w:r>
-        <w:t>tabel</w:t>
-      </w:r>
-      <w:proofErr w:type="spellEnd"/>
-      <w:r>
-        <w:t xml:space="preserve"> </w:t>
-      </w:r>
-      <w:proofErr w:type="spellStart"/>
-      <w:r>
-        <w:t>wp_posts</w:t>
-      </w:r>
-      <w:proofErr w:type="spellEnd"/>
-      <w:r>
-        <w:t xml:space="preserve"> dan </w:t>
-      </w:r>
-      <w:proofErr w:type="spellStart"/>
-      <w:r>
-        <w:t>wp_options</w:t>
-      </w:r>
-      <w:proofErr w:type="spellEnd"/>
-      <w:r>
-        <w:t xml:space="preserve"> </w:t>
-      </w:r>
-      <w:proofErr w:type="spellStart"/>
-      <w:r>
-        <w:t>dari</w:t>
-      </w:r>
-      <w:proofErr w:type="spellEnd"/>
-      <w:r>
-        <w:t xml:space="preserve"> </w:t>
+      <w:r>
+        <w:t xml:space="preserve">Membersihkan tabel wp_posts dan wp_options dari </w:t>
       </w:r>
       <w:r>
         <w:rPr>
@@ -2009,171 +646,19 @@
         <w:t>injected links</w:t>
       </w:r>
       <w:r>
-        <w:t xml:space="preserve"> </w:t>
-      </w:r>
-      <w:proofErr w:type="spellStart"/>
-      <w:r>
-        <w:t>melalui</w:t>
-      </w:r>
-      <w:proofErr w:type="spellEnd"/>
-      <w:r>
-        <w:t xml:space="preserve"> </w:t>
-      </w:r>
-      <w:proofErr w:type="spellStart"/>
-      <w:r>
-        <w:t>akses</w:t>
-      </w:r>
-      <w:proofErr w:type="spellEnd"/>
-      <w:r>
-        <w:t xml:space="preserve"> Database Manager (phpMyAdmin).</w:t>
+        <w:t xml:space="preserve"> melalui akses Database Manager (phpMyAdmin).</w:t>
       </w:r>
     </w:p>
     <w:p/>
     <w:p>
       <w:r>
+        <w:t>3. Analisis Ancaman Unduhan Materi Ilegal (CEH v13 Ilegal)</w:t>
+      </w:r>
+    </w:p>
+    <w:p>
+      <w:r>
         <w:lastRenderedPageBreak/>
-        <w:t>3. A</w:t>
-      </w:r>
-      <w:proofErr w:type="spellStart"/>
-      <w:r>
-        <w:t>nalisis</w:t>
-      </w:r>
-      <w:proofErr w:type="spellEnd"/>
-      <w:r>
-        <w:t xml:space="preserve"> </w:t>
-      </w:r>
-      <w:proofErr w:type="spellStart"/>
-      <w:r>
-        <w:t>Ancaman</w:t>
-      </w:r>
-      <w:proofErr w:type="spellEnd"/>
-      <w:r>
-        <w:t xml:space="preserve"> </w:t>
-      </w:r>
-      <w:proofErr w:type="spellStart"/>
-      <w:r>
-        <w:t>Unduhan</w:t>
-      </w:r>
-      <w:proofErr w:type="spellEnd"/>
-      <w:r>
-        <w:t xml:space="preserve"> Materi </w:t>
-      </w:r>
-      <w:proofErr w:type="spellStart"/>
-      <w:r>
-        <w:t>Ilegal</w:t>
-      </w:r>
-      <w:proofErr w:type="spellEnd"/>
-      <w:r>
-        <w:t xml:space="preserve"> (CEH v13 </w:t>
-      </w:r>
-      <w:proofErr w:type="spellStart"/>
-      <w:r>
-        <w:t>Ilegal</w:t>
-      </w:r>
-      <w:proofErr w:type="spellEnd"/>
-      <w:r>
-        <w:t>)</w:t>
-      </w:r>
-    </w:p>
-    <w:p>
-      <w:r>
-        <w:t xml:space="preserve">A. </w:t>
-      </w:r>
-      <w:proofErr w:type="spellStart"/>
-      <w:r>
-        <w:t>Analisis</w:t>
-      </w:r>
-      <w:proofErr w:type="spellEnd"/>
-      <w:r>
-        <w:t xml:space="preserve"> </w:t>
-      </w:r>
-      <w:proofErr w:type="spellStart"/>
-      <w:r>
-        <w:t>Risiko</w:t>
-      </w:r>
-      <w:proofErr w:type="spellEnd"/>
-      <w:r>
-        <w:t xml:space="preserve"> Keamanan </w:t>
-      </w:r>
-      <w:proofErr w:type="spellStart"/>
-      <w:r>
-        <w:t>Mengunduh</w:t>
-      </w:r>
-      <w:proofErr w:type="spellEnd"/>
-      <w:r>
-        <w:t xml:space="preserve"> </w:t>
-      </w:r>
-      <w:proofErr w:type="spellStart"/>
-      <w:r>
-        <w:t>modul</w:t>
-      </w:r>
-      <w:proofErr w:type="spellEnd"/>
-      <w:r>
-        <w:t xml:space="preserve"> </w:t>
-      </w:r>
-      <w:proofErr w:type="spellStart"/>
-      <w:r>
-        <w:t>dari</w:t>
-      </w:r>
-      <w:proofErr w:type="spellEnd"/>
-      <w:r>
-        <w:t xml:space="preserve"> </w:t>
-      </w:r>
-      <w:proofErr w:type="spellStart"/>
-      <w:r>
-        <w:t>sumber</w:t>
-      </w:r>
-      <w:proofErr w:type="spellEnd"/>
-      <w:r>
-        <w:t xml:space="preserve"> </w:t>
-      </w:r>
-      <w:proofErr w:type="spellStart"/>
-      <w:r>
-        <w:t>tidak</w:t>
-      </w:r>
-      <w:proofErr w:type="spellEnd"/>
-      <w:r>
-        <w:t xml:space="preserve"> </w:t>
-      </w:r>
-      <w:proofErr w:type="spellStart"/>
-      <w:r>
-        <w:t>resmi</w:t>
-      </w:r>
-      <w:proofErr w:type="spellEnd"/>
-      <w:r>
-        <w:t xml:space="preserve"> (Warez/Pirated) </w:t>
-      </w:r>
-      <w:proofErr w:type="spellStart"/>
-      <w:r>
-        <w:t>membawa</w:t>
-      </w:r>
-      <w:proofErr w:type="spellEnd"/>
-      <w:r>
-        <w:t xml:space="preserve"> </w:t>
-      </w:r>
-      <w:proofErr w:type="spellStart"/>
-      <w:r>
-        <w:t>ancaman</w:t>
-      </w:r>
-      <w:proofErr w:type="spellEnd"/>
-      <w:r>
-        <w:t xml:space="preserve"> </w:t>
-      </w:r>
-      <w:proofErr w:type="spellStart"/>
-      <w:r>
-        <w:t>serius</w:t>
-      </w:r>
-      <w:proofErr w:type="spellEnd"/>
-      <w:r>
-        <w:t xml:space="preserve"> </w:t>
-      </w:r>
-      <w:proofErr w:type="spellStart"/>
-      <w:r>
-        <w:t>karena</w:t>
-      </w:r>
-      <w:proofErr w:type="spellEnd"/>
-      <w:r>
-        <w:t>:</w:t>
+        <w:t>A. Analisis Risiko Keamanan Mengunduh modul dari sumber tidak resmi (Warez/Pirated) membawa ancaman serius karena:</w:t>
       </w:r>
     </w:p>
     <w:p>
@@ -2184,87 +669,7 @@
         </w:numPr>
       </w:pPr>
       <w:r>
-        <w:t xml:space="preserve">Malware Payload: File PDF </w:t>
-      </w:r>
-      <w:proofErr w:type="spellStart"/>
-      <w:r>
-        <w:t>atau</w:t>
-      </w:r>
-      <w:proofErr w:type="spellEnd"/>
-      <w:r>
-        <w:t xml:space="preserve"> installer </w:t>
-      </w:r>
-      <w:proofErr w:type="spellStart"/>
-      <w:r>
-        <w:t>sering</w:t>
-      </w:r>
-      <w:proofErr w:type="spellEnd"/>
-      <w:r>
-        <w:t xml:space="preserve"> </w:t>
-      </w:r>
-      <w:proofErr w:type="spellStart"/>
-      <w:r>
-        <w:t>disisipi</w:t>
-      </w:r>
-      <w:proofErr w:type="spellEnd"/>
-      <w:r>
-        <w:t xml:space="preserve"> RAT (Remote Access Trojan) yang </w:t>
-      </w:r>
-      <w:proofErr w:type="spellStart"/>
-      <w:r>
-        <w:t>memberikan</w:t>
-      </w:r>
-      <w:proofErr w:type="spellEnd"/>
-      <w:r>
-        <w:t xml:space="preserve"> </w:t>
-      </w:r>
-      <w:proofErr w:type="spellStart"/>
-      <w:r>
-        <w:t>kendali</w:t>
-      </w:r>
-      <w:proofErr w:type="spellEnd"/>
-      <w:r>
-        <w:t xml:space="preserve"> </w:t>
-      </w:r>
-      <w:proofErr w:type="spellStart"/>
-      <w:r>
-        <w:t>penuh</w:t>
-      </w:r>
-      <w:proofErr w:type="spellEnd"/>
-      <w:r>
-        <w:t xml:space="preserve"> </w:t>
-      </w:r>
-      <w:proofErr w:type="spellStart"/>
-      <w:r>
-        <w:t>komputer</w:t>
-      </w:r>
-      <w:proofErr w:type="spellEnd"/>
-      <w:r>
-        <w:t xml:space="preserve"> </w:t>
-      </w:r>
-      <w:proofErr w:type="spellStart"/>
-      <w:r>
-        <w:t>mahasiswa</w:t>
-      </w:r>
-      <w:proofErr w:type="spellEnd"/>
-      <w:r>
-        <w:t xml:space="preserve"> </w:t>
-      </w:r>
-      <w:proofErr w:type="spellStart"/>
-      <w:r>
-        <w:t>kepada</w:t>
-      </w:r>
-      <w:proofErr w:type="spellEnd"/>
-      <w:r>
-        <w:t xml:space="preserve"> </w:t>
-      </w:r>
-      <w:proofErr w:type="spellStart"/>
-      <w:r>
-        <w:t>penyerang</w:t>
-      </w:r>
-      <w:proofErr w:type="spellEnd"/>
-      <w:r>
-        <w:t>.</w:t>
+        <w:t>Malware Payload: File PDF atau installer sering disisipi RAT (Remote Access Trojan) yang memberikan kendali penuh komputer mahasiswa kepada penyerang.</w:t>
       </w:r>
     </w:p>
     <w:p>
@@ -2275,71 +680,7 @@
         </w:numPr>
       </w:pPr>
       <w:r>
-        <w:t xml:space="preserve">Data Exfiltration: Malware </w:t>
-      </w:r>
-      <w:proofErr w:type="spellStart"/>
-      <w:r>
-        <w:t>dapat</w:t>
-      </w:r>
-      <w:proofErr w:type="spellEnd"/>
-      <w:r>
-        <w:t xml:space="preserve"> </w:t>
-      </w:r>
-      <w:proofErr w:type="spellStart"/>
-      <w:r>
-        <w:t>mencuri</w:t>
-      </w:r>
-      <w:proofErr w:type="spellEnd"/>
-      <w:r>
-        <w:t xml:space="preserve"> cookie browser (Session Hijacking) </w:t>
-      </w:r>
-      <w:proofErr w:type="spellStart"/>
-      <w:r>
-        <w:t>untuk</w:t>
-      </w:r>
-      <w:proofErr w:type="spellEnd"/>
-      <w:r>
-        <w:t xml:space="preserve"> </w:t>
-      </w:r>
-      <w:proofErr w:type="spellStart"/>
-      <w:r>
-        <w:t>mengambil</w:t>
-      </w:r>
-      <w:proofErr w:type="spellEnd"/>
-      <w:r>
-        <w:t xml:space="preserve"> </w:t>
-      </w:r>
-      <w:proofErr w:type="spellStart"/>
-      <w:r>
-        <w:t>alih</w:t>
-      </w:r>
-      <w:proofErr w:type="spellEnd"/>
-      <w:r>
-        <w:t xml:space="preserve"> </w:t>
-      </w:r>
-      <w:proofErr w:type="spellStart"/>
-      <w:r>
-        <w:t>akun</w:t>
-      </w:r>
-      <w:proofErr w:type="spellEnd"/>
-      <w:r>
-        <w:t xml:space="preserve"> portal </w:t>
-      </w:r>
-      <w:proofErr w:type="spellStart"/>
-      <w:r>
-        <w:t>akademik</w:t>
-      </w:r>
-      <w:proofErr w:type="spellEnd"/>
-      <w:r>
-        <w:t xml:space="preserve"> </w:t>
-      </w:r>
-      <w:proofErr w:type="spellStart"/>
-      <w:r>
-        <w:t>kampus</w:t>
-      </w:r>
-      <w:proofErr w:type="spellEnd"/>
-      <w:r>
-        <w:t>.</w:t>
+        <w:t>Data Exfiltration: Malware dapat mencuri cookie browser (Session Hijacking) untuk mengambil alih akun portal akademik kampus.</w:t>
       </w:r>
     </w:p>
     <w:p>
@@ -2350,63 +691,7 @@
         </w:numPr>
       </w:pPr>
       <w:r>
-        <w:t xml:space="preserve">Lateral Movement: </w:t>
-      </w:r>
-      <w:proofErr w:type="spellStart"/>
-      <w:r>
-        <w:t>Komputer</w:t>
-      </w:r>
-      <w:proofErr w:type="spellEnd"/>
-      <w:r>
-        <w:t xml:space="preserve"> yang </w:t>
-      </w:r>
-      <w:proofErr w:type="spellStart"/>
-      <w:r>
-        <w:t>terinfeksi</w:t>
-      </w:r>
-      <w:proofErr w:type="spellEnd"/>
-      <w:r>
-        <w:t xml:space="preserve"> di </w:t>
-      </w:r>
-      <w:proofErr w:type="spellStart"/>
-      <w:r>
-        <w:t>jaringan</w:t>
-      </w:r>
-      <w:proofErr w:type="spellEnd"/>
-      <w:r>
-        <w:t xml:space="preserve"> Wi-Fi </w:t>
-      </w:r>
-      <w:proofErr w:type="spellStart"/>
-      <w:r>
-        <w:t>kampus</w:t>
-      </w:r>
-      <w:proofErr w:type="spellEnd"/>
-      <w:r>
-        <w:t xml:space="preserve"> </w:t>
-      </w:r>
-      <w:proofErr w:type="spellStart"/>
-      <w:r>
-        <w:t>dapat</w:t>
-      </w:r>
-      <w:proofErr w:type="spellEnd"/>
-      <w:r>
-        <w:t xml:space="preserve"> </w:t>
-      </w:r>
-      <w:proofErr w:type="spellStart"/>
-      <w:r>
-        <w:t>digunakan</w:t>
-      </w:r>
-      <w:proofErr w:type="spellEnd"/>
-      <w:r>
-        <w:t xml:space="preserve"> </w:t>
-      </w:r>
-      <w:proofErr w:type="spellStart"/>
-      <w:r>
-        <w:t>sebagai</w:t>
-      </w:r>
-      <w:proofErr w:type="spellEnd"/>
-      <w:r>
-        <w:t xml:space="preserve"> </w:t>
+        <w:t xml:space="preserve">Lateral Movement: Komputer yang terinfeksi di jaringan Wi-Fi kampus dapat digunakan sebagai </w:t>
       </w:r>
       <w:r>
         <w:rPr>
@@ -2416,132 +701,12 @@
         <w:t>proxy</w:t>
       </w:r>
       <w:r>
-        <w:t xml:space="preserve"> </w:t>
-      </w:r>
-      <w:proofErr w:type="spellStart"/>
-      <w:r>
-        <w:t>untuk</w:t>
-      </w:r>
-      <w:proofErr w:type="spellEnd"/>
-      <w:r>
-        <w:t xml:space="preserve"> </w:t>
-      </w:r>
-      <w:proofErr w:type="spellStart"/>
-      <w:r>
-        <w:t>menyerang</w:t>
-      </w:r>
-      <w:proofErr w:type="spellEnd"/>
-      <w:r>
-        <w:t xml:space="preserve"> server internal UINSSC (</w:t>
-      </w:r>
-      <w:proofErr w:type="spellStart"/>
-      <w:r>
-        <w:t>melalui</w:t>
-      </w:r>
-      <w:proofErr w:type="spellEnd"/>
-      <w:r>
-        <w:t xml:space="preserve"> </w:t>
-      </w:r>
-      <w:proofErr w:type="spellStart"/>
-      <w:r>
-        <w:t>pemindaian</w:t>
-      </w:r>
-      <w:proofErr w:type="spellEnd"/>
-      <w:r>
-        <w:t xml:space="preserve"> IP </w:t>
-      </w:r>
-      <w:proofErr w:type="spellStart"/>
-      <w:r>
-        <w:t>lokal</w:t>
-      </w:r>
-      <w:proofErr w:type="spellEnd"/>
-      <w:r>
-        <w:t>).</w:t>
-      </w:r>
-    </w:p>
-    <w:p>
-      <w:r>
-        <w:t xml:space="preserve">B. </w:t>
-      </w:r>
-      <w:proofErr w:type="spellStart"/>
-      <w:r>
-        <w:t>Rancangan</w:t>
-      </w:r>
-      <w:proofErr w:type="spellEnd"/>
-      <w:r>
-        <w:t xml:space="preserve"> </w:t>
-      </w:r>
-      <w:proofErr w:type="spellStart"/>
-      <w:r>
-        <w:t>Mekanisme</w:t>
-      </w:r>
-      <w:proofErr w:type="spellEnd"/>
-      <w:r>
-        <w:t xml:space="preserve"> </w:t>
-      </w:r>
-      <w:proofErr w:type="spellStart"/>
-      <w:r>
-        <w:t>Pengamanan</w:t>
-      </w:r>
-      <w:proofErr w:type="spellEnd"/>
-      <w:r>
-        <w:t xml:space="preserve"> (Admin Perspective) </w:t>
-      </w:r>
-      <w:proofErr w:type="spellStart"/>
-      <w:r>
-        <w:t>Untuk</w:t>
-      </w:r>
-      <w:proofErr w:type="spellEnd"/>
-      <w:r>
-        <w:t xml:space="preserve"> </w:t>
-      </w:r>
-      <w:proofErr w:type="spellStart"/>
-      <w:r>
-        <w:t>mencegah</w:t>
-      </w:r>
-      <w:proofErr w:type="spellEnd"/>
-      <w:r>
-        <w:t xml:space="preserve"> </w:t>
-      </w:r>
-      <w:proofErr w:type="spellStart"/>
-      <w:r>
-        <w:t>dampak</w:t>
-      </w:r>
-      <w:proofErr w:type="spellEnd"/>
-      <w:r>
-        <w:t xml:space="preserve"> </w:t>
-      </w:r>
-      <w:proofErr w:type="spellStart"/>
-      <w:r>
-        <w:t>tersebut</w:t>
-      </w:r>
-      <w:proofErr w:type="spellEnd"/>
-      <w:r>
-        <w:t xml:space="preserve">, administrator </w:t>
-      </w:r>
-      <w:proofErr w:type="spellStart"/>
-      <w:r>
-        <w:t>jaringan</w:t>
-      </w:r>
-      <w:proofErr w:type="spellEnd"/>
-      <w:r>
-        <w:t xml:space="preserve"> </w:t>
-      </w:r>
-      <w:proofErr w:type="spellStart"/>
-      <w:r>
-        <w:t>harus</w:t>
-      </w:r>
-      <w:proofErr w:type="spellEnd"/>
-      <w:r>
-        <w:t xml:space="preserve"> </w:t>
-      </w:r>
-      <w:proofErr w:type="spellStart"/>
-      <w:r>
-        <w:t>menerapkan</w:t>
-      </w:r>
-      <w:proofErr w:type="spellEnd"/>
-      <w:r>
-        <w:t>:</w:t>
+        <w:t xml:space="preserve"> untuk menyerang server internal UINSSC (melalui pemindaian IP lokal).</w:t>
+      </w:r>
+    </w:p>
+    <w:p>
+      <w:r>
+        <w:t>B. Rancangan Mekanisme Pengamanan (Admin Perspective) Untuk mencegah dampak tersebut, administrator jaringan harus menerapkan:</w:t>
       </w:r>
     </w:p>
     <w:p>
@@ -2552,55 +717,7 @@
         </w:numPr>
       </w:pPr>
       <w:r>
-        <w:t xml:space="preserve">Network Segmentation: </w:t>
-      </w:r>
-      <w:proofErr w:type="spellStart"/>
-      <w:r>
-        <w:t>Memisahkan</w:t>
-      </w:r>
-      <w:proofErr w:type="spellEnd"/>
-      <w:r>
-        <w:t xml:space="preserve"> </w:t>
-      </w:r>
-      <w:proofErr w:type="spellStart"/>
-      <w:r>
-        <w:t>jalur</w:t>
-      </w:r>
-      <w:proofErr w:type="spellEnd"/>
-      <w:r>
-        <w:t xml:space="preserve"> </w:t>
-      </w:r>
-      <w:proofErr w:type="spellStart"/>
-      <w:r>
-        <w:t>akses</w:t>
-      </w:r>
-      <w:proofErr w:type="spellEnd"/>
-      <w:r>
-        <w:t xml:space="preserve"> internet </w:t>
-      </w:r>
-      <w:proofErr w:type="spellStart"/>
-      <w:r>
-        <w:t>mahasiswa</w:t>
-      </w:r>
-      <w:proofErr w:type="spellEnd"/>
-      <w:r>
-        <w:t xml:space="preserve"> (Public VLAN) </w:t>
-      </w:r>
-      <w:proofErr w:type="spellStart"/>
-      <w:r>
-        <w:t>dengan</w:t>
-      </w:r>
-      <w:proofErr w:type="spellEnd"/>
-      <w:r>
-        <w:t xml:space="preserve"> </w:t>
-      </w:r>
-      <w:proofErr w:type="spellStart"/>
-      <w:r>
-        <w:t>jaringan</w:t>
-      </w:r>
-      <w:proofErr w:type="spellEnd"/>
-      <w:r>
-        <w:t xml:space="preserve"> server inti (Private VLAN).</w:t>
+        <w:t>Network Segmentation: Memisahkan jalur akses internet mahasiswa (Public VLAN) dengan jaringan server inti (Private VLAN).</w:t>
       </w:r>
     </w:p>
     <w:p>
@@ -2611,87 +728,7 @@
         </w:numPr>
       </w:pPr>
       <w:r>
-        <w:t xml:space="preserve">DNS Filtering: </w:t>
-      </w:r>
-      <w:proofErr w:type="spellStart"/>
-      <w:r>
-        <w:t>Menggunakan</w:t>
-      </w:r>
-      <w:proofErr w:type="spellEnd"/>
-      <w:r>
-        <w:t xml:space="preserve"> DNS Security (</w:t>
-      </w:r>
-      <w:proofErr w:type="spellStart"/>
-      <w:r>
-        <w:t>seperti</w:t>
-      </w:r>
-      <w:proofErr w:type="spellEnd"/>
-      <w:r>
-        <w:t xml:space="preserve"> Cisco Umbrella </w:t>
-      </w:r>
-      <w:proofErr w:type="spellStart"/>
-      <w:r>
-        <w:t>atau</w:t>
-      </w:r>
-      <w:proofErr w:type="spellEnd"/>
-      <w:r>
-        <w:t xml:space="preserve"> Pi-hole) </w:t>
-      </w:r>
-      <w:proofErr w:type="spellStart"/>
-      <w:r>
-        <w:t>untuk</w:t>
-      </w:r>
-      <w:proofErr w:type="spellEnd"/>
-      <w:r>
-        <w:t xml:space="preserve"> </w:t>
-      </w:r>
-      <w:proofErr w:type="spellStart"/>
-      <w:r>
-        <w:t>memblokir</w:t>
-      </w:r>
-      <w:proofErr w:type="spellEnd"/>
-      <w:r>
-        <w:t xml:space="preserve"> domain yang </w:t>
-      </w:r>
-      <w:proofErr w:type="spellStart"/>
-      <w:r>
-        <w:t>dikenal</w:t>
-      </w:r>
-      <w:proofErr w:type="spellEnd"/>
-      <w:r>
-        <w:t xml:space="preserve"> </w:t>
-      </w:r>
-      <w:proofErr w:type="spellStart"/>
-      <w:r>
-        <w:t>sebagai</w:t>
-      </w:r>
-      <w:proofErr w:type="spellEnd"/>
-      <w:r>
-        <w:t xml:space="preserve"> </w:t>
-      </w:r>
-      <w:proofErr w:type="spellStart"/>
-      <w:r>
-        <w:t>penyedia</w:t>
-      </w:r>
-      <w:proofErr w:type="spellEnd"/>
-      <w:r>
-        <w:t xml:space="preserve"> </w:t>
-      </w:r>
-      <w:proofErr w:type="spellStart"/>
-      <w:r>
-        <w:t>konten</w:t>
-      </w:r>
-      <w:proofErr w:type="spellEnd"/>
-      <w:r>
-        <w:t xml:space="preserve"> </w:t>
-      </w:r>
-      <w:proofErr w:type="spellStart"/>
-      <w:r>
-        <w:t>ilegal</w:t>
-      </w:r>
-      <w:proofErr w:type="spellEnd"/>
-      <w:r>
-        <w:t>.</w:t>
+        <w:t>DNS Filtering: Menggunakan DNS Security (seperti Cisco Umbrella atau Pi-hole) untuk memblokir domain yang dikenal sebagai penyedia konten ilegal.</w:t>
       </w:r>
     </w:p>
     <w:p>
@@ -2702,95 +739,7 @@
         </w:numPr>
       </w:pPr>
       <w:r>
-        <w:t xml:space="preserve">Endpoint </w:t>
-      </w:r>
-      <w:proofErr w:type="spellStart"/>
-      <w:r>
-        <w:t>Defense</w:t>
-      </w:r>
-      <w:proofErr w:type="spellEnd"/>
-      <w:r>
-        <w:t xml:space="preserve">: </w:t>
-      </w:r>
-      <w:proofErr w:type="spellStart"/>
-      <w:r>
-        <w:t>Mewajibkan</w:t>
-      </w:r>
-      <w:proofErr w:type="spellEnd"/>
-      <w:r>
-        <w:t xml:space="preserve"> </w:t>
-      </w:r>
-      <w:proofErr w:type="spellStart"/>
-      <w:r>
-        <w:t>perangkat</w:t>
-      </w:r>
-      <w:proofErr w:type="spellEnd"/>
-      <w:r>
-        <w:t xml:space="preserve"> yang </w:t>
-      </w:r>
-      <w:proofErr w:type="spellStart"/>
-      <w:r>
-        <w:t>terhubung</w:t>
-      </w:r>
-      <w:proofErr w:type="spellEnd"/>
-      <w:r>
-        <w:t xml:space="preserve"> </w:t>
-      </w:r>
-      <w:proofErr w:type="spellStart"/>
-      <w:r>
-        <w:t>ke</w:t>
-      </w:r>
-      <w:proofErr w:type="spellEnd"/>
-      <w:r>
-        <w:t xml:space="preserve"> </w:t>
-      </w:r>
-      <w:proofErr w:type="spellStart"/>
-      <w:r>
-        <w:t>jaringan</w:t>
-      </w:r>
-      <w:proofErr w:type="spellEnd"/>
-      <w:r>
-        <w:t xml:space="preserve"> </w:t>
-      </w:r>
-      <w:proofErr w:type="spellStart"/>
-      <w:r>
-        <w:t>kampus</w:t>
-      </w:r>
-      <w:proofErr w:type="spellEnd"/>
-      <w:r>
-        <w:t xml:space="preserve"> </w:t>
-      </w:r>
-      <w:proofErr w:type="spellStart"/>
-      <w:r>
-        <w:t>memiliki</w:t>
-      </w:r>
-      <w:proofErr w:type="spellEnd"/>
-      <w:r>
-        <w:t xml:space="preserve"> antivirus </w:t>
-      </w:r>
-      <w:proofErr w:type="spellStart"/>
-      <w:r>
-        <w:t>aktif</w:t>
-      </w:r>
-      <w:proofErr w:type="spellEnd"/>
-      <w:r>
-        <w:t xml:space="preserve"> </w:t>
-      </w:r>
-      <w:proofErr w:type="spellStart"/>
-      <w:r>
-        <w:t>dengan</w:t>
-      </w:r>
-      <w:proofErr w:type="spellEnd"/>
-      <w:r>
-        <w:t xml:space="preserve"> </w:t>
-      </w:r>
-      <w:proofErr w:type="spellStart"/>
-      <w:r>
-        <w:t>fitur</w:t>
-      </w:r>
-      <w:proofErr w:type="spellEnd"/>
-      <w:r>
-        <w:t xml:space="preserve"> </w:t>
+        <w:t xml:space="preserve">Endpoint Defense: Mewajibkan perangkat yang terhubung ke jaringan kampus memiliki antivirus aktif dengan fitur </w:t>
       </w:r>
       <w:r>
         <w:rPr>
@@ -2811,95 +760,7 @@
         </w:numPr>
       </w:pPr>
       <w:r>
-        <w:t xml:space="preserve">User Awareness Policy: </w:t>
-      </w:r>
-      <w:proofErr w:type="spellStart"/>
-      <w:r>
-        <w:t>Sosialisasi</w:t>
-      </w:r>
-      <w:proofErr w:type="spellEnd"/>
-      <w:r>
-        <w:t xml:space="preserve"> </w:t>
-      </w:r>
-      <w:proofErr w:type="spellStart"/>
-      <w:r>
-        <w:t>kebijakan</w:t>
-      </w:r>
-      <w:proofErr w:type="spellEnd"/>
-      <w:r>
-        <w:t xml:space="preserve"> </w:t>
-      </w:r>
-      <w:proofErr w:type="spellStart"/>
-      <w:r>
-        <w:t>penggunaan</w:t>
-      </w:r>
-      <w:proofErr w:type="spellEnd"/>
-      <w:r>
-        <w:t xml:space="preserve"> </w:t>
-      </w:r>
-      <w:proofErr w:type="spellStart"/>
-      <w:r>
-        <w:t>perangkat</w:t>
-      </w:r>
-      <w:proofErr w:type="spellEnd"/>
-      <w:r>
-        <w:t xml:space="preserve"> (BYOD Policy) yang </w:t>
-      </w:r>
-      <w:proofErr w:type="spellStart"/>
-      <w:r>
-        <w:t>melarang</w:t>
-      </w:r>
-      <w:proofErr w:type="spellEnd"/>
-      <w:r>
-        <w:t xml:space="preserve"> </w:t>
-      </w:r>
-      <w:proofErr w:type="spellStart"/>
-      <w:r>
-        <w:t>instalasi</w:t>
-      </w:r>
-      <w:proofErr w:type="spellEnd"/>
-      <w:r>
-        <w:t xml:space="preserve"> </w:t>
-      </w:r>
-      <w:proofErr w:type="spellStart"/>
-      <w:r>
-        <w:t>perangkat</w:t>
-      </w:r>
-      <w:proofErr w:type="spellEnd"/>
-      <w:r>
-        <w:t xml:space="preserve"> </w:t>
-      </w:r>
-      <w:proofErr w:type="spellStart"/>
-      <w:r>
-        <w:t>lunak</w:t>
-      </w:r>
-      <w:proofErr w:type="spellEnd"/>
-      <w:r>
-        <w:t xml:space="preserve"> </w:t>
-      </w:r>
-      <w:proofErr w:type="spellStart"/>
-      <w:r>
-        <w:t>bajakan</w:t>
-      </w:r>
-      <w:proofErr w:type="spellEnd"/>
-      <w:r>
-        <w:t xml:space="preserve"> di </w:t>
-      </w:r>
-      <w:proofErr w:type="spellStart"/>
-      <w:r>
-        <w:t>lingkungan</w:t>
-      </w:r>
-      <w:proofErr w:type="spellEnd"/>
-      <w:r>
-        <w:t xml:space="preserve"> </w:t>
-      </w:r>
-      <w:proofErr w:type="spellStart"/>
-      <w:r>
-        <w:t>kampus</w:t>
-      </w:r>
-      <w:proofErr w:type="spellEnd"/>
-      <w:r>
-        <w:t>.</w:t>
+        <w:t>User Awareness Policy: Sosialisasi kebijakan penggunaan perangkat (BYOD Policy) yang melarang instalasi perangkat lunak bajakan di lingkungan kampus.</w:t>
       </w:r>
     </w:p>
     <w:p/>
@@ -4361,6 +2222,7 @@
   <w:style w:type="character" w:default="1" w:styleId="DefaultParagraphFont">
     <w:name w:val="Default Paragraph Font"/>
     <w:uiPriority w:val="1"/>
+    <w:semiHidden/>
     <w:unhideWhenUsed/>
   </w:style>
   <w:style w:type="table" w:default="1" w:styleId="TableNormal">
